--- a/User Questions.docx
+++ b/User Questions.docx
@@ -10,49 +10,60 @@
         <w:rPr>
           <w:rtl w:val="0"/>
         </w:rPr>
-        <w:t xml:space="preserve">Looking Graduation application</w:t>
-      </w:r>
-    </w:p>
-    <w:p>
-      <w:pPr>
-        <w:rPr/>
-      </w:pPr>
-      <w:r>
-        <w:rPr>
-          <w:rtl w:val="0"/>
-        </w:rPr>
-      </w:r>
-    </w:p>
-    <w:p>
-      <w:pPr>
-        <w:rPr/>
-      </w:pPr>
-      <w:r>
-        <w:rPr>
-          <w:rtl w:val="0"/>
-        </w:rPr>
-        <w:t xml:space="preserve">Look at my pnw then Looked at the email, or message the advisor.</w:t>
-      </w:r>
-    </w:p>
-    <w:p>
-      <w:pPr>
-        <w:rPr/>
-      </w:pPr>
-      <w:r>
-        <w:rPr>
-          <w:rtl w:val="0"/>
-        </w:rPr>
-      </w:r>
-    </w:p>
-    <w:p>
-      <w:pPr>
-        <w:rPr/>
-      </w:pPr>
-      <w:r>
-        <w:rPr>
-          <w:rtl w:val="0"/>
-        </w:rPr>
-        <w:t xml:space="preserve">were you able to find the answers:</w:t>
+        <w:t xml:space="preserve">Chase Pluimer, Trey Simmons, Sam Staab</w:t>
+      </w:r>
+    </w:p>
+    <w:p>
+      <w:pPr>
+        <w:rPr/>
+      </w:pPr>
+      <w:r>
+        <w:rPr>
+          <w:rtl w:val="0"/>
+        </w:rPr>
+      </w:r>
+    </w:p>
+    <w:p>
+      <w:pPr>
+        <w:rPr/>
+      </w:pPr>
+      <w:r>
+        <w:rPr>
+          <w:rtl w:val="0"/>
+        </w:rPr>
+        <w:t xml:space="preserve">When was the last time you had a question about a university process?</w:t>
+      </w:r>
+    </w:p>
+    <w:p>
+      <w:pPr>
+        <w:rPr/>
+      </w:pPr>
+      <w:r>
+        <w:rPr>
+          <w:rtl w:val="0"/>
+        </w:rPr>
+        <w:t xml:space="preserve">Looking at the graduation application, Had to Look at my pnw then Looked at the email, or message the advisor.</w:t>
+      </w:r>
+    </w:p>
+    <w:p>
+      <w:pPr>
+        <w:rPr/>
+      </w:pPr>
+      <w:r>
+        <w:rPr>
+          <w:rtl w:val="0"/>
+        </w:rPr>
+      </w:r>
+    </w:p>
+    <w:p>
+      <w:pPr>
+        <w:rPr/>
+      </w:pPr>
+      <w:r>
+        <w:rPr>
+          <w:rtl w:val="0"/>
+        </w:rPr>
+        <w:t xml:space="preserve">were you able to find the answers?</w:t>
       </w:r>
     </w:p>
     <w:p>
@@ -127,39 +138,39 @@
         <w:rPr>
           <w:rtl w:val="0"/>
         </w:rPr>
-        <w:t xml:space="preserve">there is not a lot of conflicting stuff they are hidden under multiple links. they had to bookmark some of the web browsers. Many outdate answers.</w:t>
-      </w:r>
-    </w:p>
-    <w:p>
-      <w:pPr>
-        <w:rPr/>
-      </w:pPr>
-      <w:r>
-        <w:rPr>
-          <w:rtl w:val="0"/>
-        </w:rPr>
-      </w:r>
-    </w:p>
-    <w:p>
-      <w:pPr>
-        <w:rPr/>
-      </w:pPr>
-      <w:r>
-        <w:rPr>
-          <w:rtl w:val="0"/>
-        </w:rPr>
-        <w:t xml:space="preserve">is there anything frustrating they haven't talked about. </w:t>
-      </w:r>
-    </w:p>
-    <w:p>
-      <w:pPr>
-        <w:rPr/>
-      </w:pPr>
-      <w:r>
-        <w:rPr>
-          <w:rtl w:val="0"/>
-        </w:rPr>
-        <w:t xml:space="preserve">The Task bar does not update correctly.</w:t>
+        <w:t xml:space="preserve">there is not a lot of conflicting stuff they are hidden under multiple links. they had to bookmark some of the web browsers. A lot of answers were also outdated.</w:t>
+      </w:r>
+    </w:p>
+    <w:p>
+      <w:pPr>
+        <w:rPr/>
+      </w:pPr>
+      <w:r>
+        <w:rPr>
+          <w:rtl w:val="0"/>
+        </w:rPr>
+      </w:r>
+    </w:p>
+    <w:p>
+      <w:pPr>
+        <w:rPr/>
+      </w:pPr>
+      <w:r>
+        <w:rPr>
+          <w:rtl w:val="0"/>
+        </w:rPr>
+        <w:t xml:space="preserve">is there anything frustrating they haven't talked about?</w:t>
+      </w:r>
+    </w:p>
+    <w:p>
+      <w:pPr>
+        <w:rPr/>
+      </w:pPr>
+      <w:r>
+        <w:rPr>
+          <w:rtl w:val="0"/>
+        </w:rPr>
+        <w:t xml:space="preserve">The Tasks in my PNW does not always update correctly.</w:t>
       </w:r>
     </w:p>
     <w:p>
@@ -191,7 +202,7 @@
         <w:rPr>
           <w:rtl w:val="0"/>
         </w:rPr>
-        <w:t xml:space="preserve">There does seem to outdated information that covered incorrect information.</w:t>
+        <w:t xml:space="preserve">There does seem to be outdated information that was covered as correct information. Hiding the proper solution needed.</w:t>
       </w:r>
     </w:p>
     <w:p>
@@ -223,7 +234,7 @@
         <w:rPr>
           <w:rtl w:val="0"/>
         </w:rPr>
-        <w:t xml:space="preserve">For the most part they see there advisor, consistently have new advisor. Requires a pin for the scheduling that is inconsistent</w:t>
+        <w:t xml:space="preserve">For the most part they ask their advisor, however this was sometimes difficult especially since they consistently had new advisors. Requires a pin for the scheduling that is inconsistent.</w:t>
       </w:r>
     </w:p>
     <w:p>
